--- a/Team Member Journals/Canavan_SE_Team2_LMS_Journal.docx
+++ b/Team Member Journals/Canavan_SE_Team2_LMS_Journal.docx
@@ -381,7 +381,21 @@
               <w:rPr>
                 <w:rFonts w:ascii="Times New Roman" w:hAnsi="Times New Roman" w:cs="Times New Roman"/>
               </w:rPr>
-              <w:t>section numbers marked as headings rather than just normal text to autogenerate the table of contents so I fixed that.</w:t>
+              <w:t xml:space="preserve">section numbers marked as headings rather than just normal text to autogenerate the table of </w:t>
+            </w:r>
+            <w:proofErr w:type="gramStart"/>
+            <w:r>
+              <w:rPr>
+                <w:rFonts w:ascii="Times New Roman" w:hAnsi="Times New Roman" w:cs="Times New Roman"/>
+              </w:rPr>
+              <w:t>contents</w:t>
+            </w:r>
+            <w:proofErr w:type="gramEnd"/>
+            <w:r>
+              <w:rPr>
+                <w:rFonts w:ascii="Times New Roman" w:hAnsi="Times New Roman" w:cs="Times New Roman"/>
+              </w:rPr>
+              <w:t xml:space="preserve"> so I fixed that.</w:t>
             </w:r>
           </w:p>
           <w:p>
@@ -930,21 +944,7 @@
               <w:rPr>
                 <w:rFonts w:ascii="Times New Roman" w:hAnsi="Times New Roman" w:cs="Times New Roman"/>
               </w:rPr>
-              <w:t xml:space="preserve">I was able </w:t>
-            </w:r>
-            <w:proofErr w:type="gramStart"/>
-            <w:r>
-              <w:rPr>
-                <w:rFonts w:ascii="Times New Roman" w:hAnsi="Times New Roman" w:cs="Times New Roman"/>
-              </w:rPr>
-              <w:t>review</w:t>
-            </w:r>
-            <w:proofErr w:type="gramEnd"/>
-            <w:r>
-              <w:rPr>
-                <w:rFonts w:ascii="Times New Roman" w:hAnsi="Times New Roman" w:cs="Times New Roman"/>
-              </w:rPr>
-              <w:t xml:space="preserve"> all the documents both the SRS and the SPMP and was able to identify any changes that I thought should be made before submission. </w:t>
+              <w:t xml:space="preserve">I was able review all the documents both the SRS and the SPMP and was able to identify any changes that I thought should be made before submission. </w:t>
             </w:r>
             <w:proofErr w:type="gramStart"/>
             <w:r>
@@ -1308,21 +1308,7 @@
               <w:rPr>
                 <w:rFonts w:ascii="Times New Roman" w:hAnsi="Times New Roman" w:cs="Times New Roman"/>
               </w:rPr>
-              <w:t xml:space="preserve"> I got a solid amount of material down. </w:t>
-            </w:r>
-            <w:proofErr w:type="gramStart"/>
-            <w:r>
-              <w:rPr>
-                <w:rFonts w:ascii="Times New Roman" w:hAnsi="Times New Roman" w:cs="Times New Roman"/>
-              </w:rPr>
-              <w:t>Only</w:t>
-            </w:r>
-            <w:proofErr w:type="gramEnd"/>
-            <w:r>
-              <w:rPr>
-                <w:rFonts w:ascii="Times New Roman" w:hAnsi="Times New Roman" w:cs="Times New Roman"/>
-              </w:rPr>
-              <w:t xml:space="preserve"> did about 1 sentence of 1.2.</w:t>
+              <w:t xml:space="preserve"> I got a solid amount of material down. Only did about 1 sentence of 1.2.</w:t>
             </w:r>
           </w:p>
           <w:p>
@@ -1521,7 +1507,21 @@
               <w:rPr>
                 <w:rFonts w:ascii="Times New Roman" w:hAnsi="Times New Roman" w:cs="Times New Roman"/>
               </w:rPr>
-              <w:t xml:space="preserve"> Draw.io and making the figure looked good was </w:t>
+              <w:t xml:space="preserve"> Draw.io and making the figure </w:t>
+            </w:r>
+            <w:proofErr w:type="gramStart"/>
+            <w:r>
+              <w:rPr>
+                <w:rFonts w:ascii="Times New Roman" w:hAnsi="Times New Roman" w:cs="Times New Roman"/>
+              </w:rPr>
+              <w:t>looked</w:t>
+            </w:r>
+            <w:proofErr w:type="gramEnd"/>
+            <w:r>
+              <w:rPr>
+                <w:rFonts w:ascii="Times New Roman" w:hAnsi="Times New Roman" w:cs="Times New Roman"/>
+              </w:rPr>
+              <w:t xml:space="preserve"> good was </w:t>
             </w:r>
             <w:proofErr w:type="gramStart"/>
             <w:r>
@@ -1639,21 +1639,21 @@
               <w:rPr>
                 <w:rFonts w:ascii="Times New Roman" w:hAnsi="Times New Roman" w:cs="Times New Roman"/>
               </w:rPr>
-              <w:t xml:space="preserve"> me the greatest amount of time out of anything I did on this document. Creating both the level 0 DFD and the architecture breakdown proved to be challenging and slightly confusing. The DFD was definitely the most challenging and I am not completely happy with how it came </w:t>
+              <w:t xml:space="preserve"> me the greatest amount of time out of anything I did on this document. Creating both the level 0 DFD and the architecture breakdown proved to be challenging and slightly confusing. The DFD was </w:t>
             </w:r>
             <w:proofErr w:type="gramStart"/>
             <w:r>
               <w:rPr>
                 <w:rFonts w:ascii="Times New Roman" w:hAnsi="Times New Roman" w:cs="Times New Roman"/>
               </w:rPr>
-              <w:t>out</w:t>
+              <w:t>definitely the</w:t>
             </w:r>
             <w:proofErr w:type="gramEnd"/>
             <w:r>
               <w:rPr>
                 <w:rFonts w:ascii="Times New Roman" w:hAnsi="Times New Roman" w:cs="Times New Roman"/>
               </w:rPr>
-              <w:t xml:space="preserve"> but I think it gets the point across. I struggled with how to make it look good with the layout.</w:t>
+              <w:t xml:space="preserve"> most challenging and I am not completely happy with how it came out but I think it gets the point across. I struggled with how to make it look good with the layout.</w:t>
             </w:r>
           </w:p>
           <w:p>
@@ -1782,6 +1782,316 @@
               </w:rPr>
               <w:t xml:space="preserve"> out on what I would want it to look like for each component. I ended with drafting out the group AI usage statement. </w:t>
             </w:r>
+          </w:p>
+          <w:p>
+            <w:pPr>
+              <w:cnfStyle w:val="000000000000" w:firstRow="0" w:lastRow="0" w:firstColumn="0" w:lastColumn="0" w:oddVBand="0" w:evenVBand="0" w:oddHBand="0" w:evenHBand="0" w:firstRowFirstColumn="0" w:firstRowLastColumn="0" w:lastRowFirstColumn="0" w:lastRowLastColumn="0"/>
+              <w:rPr>
+                <w:rFonts w:ascii="Times New Roman" w:hAnsi="Times New Roman" w:cs="Times New Roman"/>
+              </w:rPr>
+            </w:pPr>
+          </w:p>
+        </w:tc>
+      </w:tr>
+      <w:tr>
+        <w:trPr>
+          <w:cnfStyle w:val="000000100000" w:firstRow="0" w:lastRow="0" w:firstColumn="0" w:lastColumn="0" w:oddVBand="0" w:evenVBand="0" w:oddHBand="1" w:evenHBand="0" w:firstRowFirstColumn="0" w:firstRowLastColumn="0" w:lastRowFirstColumn="0" w:lastRowLastColumn="0"/>
+        </w:trPr>
+        <w:tc>
+          <w:tcPr>
+            <w:cnfStyle w:val="001000000000" w:firstRow="0" w:lastRow="0" w:firstColumn="1" w:lastColumn="0" w:oddVBand="0" w:evenVBand="0" w:oddHBand="0" w:evenHBand="0" w:firstRowFirstColumn="0" w:firstRowLastColumn="0" w:lastRowFirstColumn="0" w:lastRowLastColumn="0"/>
+            <w:tcW w:w="3116" w:type="dxa"/>
+          </w:tcPr>
+          <w:p>
+            <w:pPr>
+              <w:rPr>
+                <w:rFonts w:ascii="Times New Roman" w:hAnsi="Times New Roman" w:cs="Times New Roman"/>
+                <w:b w:val="0"/>
+                <w:bCs w:val="0"/>
+              </w:rPr>
+            </w:pPr>
+            <w:r>
+              <w:rPr>
+                <w:rFonts w:ascii="Times New Roman" w:hAnsi="Times New Roman" w:cs="Times New Roman"/>
+                <w:b w:val="0"/>
+                <w:bCs w:val="0"/>
+              </w:rPr>
+              <w:t>05/01/2026 – 1 Hr</w:t>
+            </w:r>
+          </w:p>
+        </w:tc>
+        <w:tc>
+          <w:tcPr>
+            <w:tcW w:w="3117" w:type="dxa"/>
+          </w:tcPr>
+          <w:p>
+            <w:pPr>
+              <w:cnfStyle w:val="000000100000" w:firstRow="0" w:lastRow="0" w:firstColumn="0" w:lastColumn="0" w:oddVBand="0" w:evenVBand="0" w:oddHBand="1" w:evenHBand="0" w:firstRowFirstColumn="0" w:firstRowLastColumn="0" w:lastRowFirstColumn="0" w:lastRowLastColumn="0"/>
+              <w:rPr>
+                <w:rFonts w:ascii="Times New Roman" w:hAnsi="Times New Roman" w:cs="Times New Roman"/>
+              </w:rPr>
+            </w:pPr>
+            <w:r>
+              <w:rPr>
+                <w:rFonts w:ascii="Times New Roman" w:hAnsi="Times New Roman" w:cs="Times New Roman"/>
+              </w:rPr>
+              <w:t>Presentation Creation</w:t>
+            </w:r>
+          </w:p>
+        </w:tc>
+        <w:tc>
+          <w:tcPr>
+            <w:tcW w:w="3117" w:type="dxa"/>
+          </w:tcPr>
+          <w:p>
+            <w:pPr>
+              <w:cnfStyle w:val="000000100000" w:firstRow="0" w:lastRow="0" w:firstColumn="0" w:lastColumn="0" w:oddVBand="0" w:evenVBand="0" w:oddHBand="1" w:evenHBand="0" w:firstRowFirstColumn="0" w:firstRowLastColumn="0" w:lastRowFirstColumn="0" w:lastRowLastColumn="0"/>
+              <w:rPr>
+                <w:rFonts w:ascii="Times New Roman" w:hAnsi="Times New Roman" w:cs="Times New Roman"/>
+              </w:rPr>
+            </w:pPr>
+            <w:r>
+              <w:rPr>
+                <w:rFonts w:ascii="Times New Roman" w:hAnsi="Times New Roman" w:cs="Times New Roman"/>
+              </w:rPr>
+              <w:t xml:space="preserve">I created the group presentation and made an outline for my team to work based </w:t>
+            </w:r>
+            <w:proofErr w:type="gramStart"/>
+            <w:r>
+              <w:rPr>
+                <w:rFonts w:ascii="Times New Roman" w:hAnsi="Times New Roman" w:cs="Times New Roman"/>
+              </w:rPr>
+              <w:t>off of</w:t>
+            </w:r>
+            <w:proofErr w:type="gramEnd"/>
+            <w:r>
+              <w:rPr>
+                <w:rFonts w:ascii="Times New Roman" w:hAnsi="Times New Roman" w:cs="Times New Roman"/>
+              </w:rPr>
+              <w:t>.</w:t>
+            </w:r>
+          </w:p>
+          <w:p>
+            <w:pPr>
+              <w:cnfStyle w:val="000000100000" w:firstRow="0" w:lastRow="0" w:firstColumn="0" w:lastColumn="0" w:oddVBand="0" w:evenVBand="0" w:oddHBand="1" w:evenHBand="0" w:firstRowFirstColumn="0" w:firstRowLastColumn="0" w:lastRowFirstColumn="0" w:lastRowLastColumn="0"/>
+              <w:rPr>
+                <w:rFonts w:ascii="Times New Roman" w:hAnsi="Times New Roman" w:cs="Times New Roman"/>
+              </w:rPr>
+            </w:pPr>
+          </w:p>
+        </w:tc>
+      </w:tr>
+      <w:tr>
+        <w:tc>
+          <w:tcPr>
+            <w:cnfStyle w:val="001000000000" w:firstRow="0" w:lastRow="0" w:firstColumn="1" w:lastColumn="0" w:oddVBand="0" w:evenVBand="0" w:oddHBand="0" w:evenHBand="0" w:firstRowFirstColumn="0" w:firstRowLastColumn="0" w:lastRowFirstColumn="0" w:lastRowLastColumn="0"/>
+            <w:tcW w:w="3116" w:type="dxa"/>
+          </w:tcPr>
+          <w:p>
+            <w:pPr>
+              <w:rPr>
+                <w:rFonts w:ascii="Times New Roman" w:hAnsi="Times New Roman" w:cs="Times New Roman"/>
+                <w:b w:val="0"/>
+                <w:bCs w:val="0"/>
+              </w:rPr>
+            </w:pPr>
+            <w:r>
+              <w:rPr>
+                <w:rFonts w:ascii="Times New Roman" w:hAnsi="Times New Roman" w:cs="Times New Roman"/>
+                <w:b w:val="0"/>
+                <w:bCs w:val="0"/>
+              </w:rPr>
+              <w:t>05/03/2026 – 2 Hrs</w:t>
+            </w:r>
+          </w:p>
+        </w:tc>
+        <w:tc>
+          <w:tcPr>
+            <w:tcW w:w="3117" w:type="dxa"/>
+          </w:tcPr>
+          <w:p>
+            <w:pPr>
+              <w:cnfStyle w:val="000000000000" w:firstRow="0" w:lastRow="0" w:firstColumn="0" w:lastColumn="0" w:oddVBand="0" w:evenVBand="0" w:oddHBand="0" w:evenHBand="0" w:firstRowFirstColumn="0" w:firstRowLastColumn="0" w:lastRowFirstColumn="0" w:lastRowLastColumn="0"/>
+              <w:rPr>
+                <w:rFonts w:ascii="Times New Roman" w:hAnsi="Times New Roman" w:cs="Times New Roman"/>
+              </w:rPr>
+            </w:pPr>
+            <w:r>
+              <w:rPr>
+                <w:rFonts w:ascii="Times New Roman" w:hAnsi="Times New Roman" w:cs="Times New Roman"/>
+              </w:rPr>
+              <w:t>Presentation slide completion + Code verification</w:t>
+            </w:r>
+          </w:p>
+        </w:tc>
+        <w:tc>
+          <w:tcPr>
+            <w:tcW w:w="3117" w:type="dxa"/>
+          </w:tcPr>
+          <w:p>
+            <w:pPr>
+              <w:cnfStyle w:val="000000000000" w:firstRow="0" w:lastRow="0" w:firstColumn="0" w:lastColumn="0" w:oddVBand="0" w:evenVBand="0" w:oddHBand="0" w:evenHBand="0" w:firstRowFirstColumn="0" w:firstRowLastColumn="0" w:lastRowFirstColumn="0" w:lastRowLastColumn="0"/>
+              <w:rPr>
+                <w:rFonts w:ascii="Times New Roman" w:hAnsi="Times New Roman" w:cs="Times New Roman"/>
+              </w:rPr>
+            </w:pPr>
+            <w:r>
+              <w:rPr>
+                <w:rFonts w:ascii="Times New Roman" w:hAnsi="Times New Roman" w:cs="Times New Roman"/>
+              </w:rPr>
+              <w:t xml:space="preserve">Completed my selected slides for the presentation. It was tough to make them look nice and presentable and keep them concise. I also tested the code that my team had developed </w:t>
+            </w:r>
+            <w:r>
+              <w:rPr>
+                <w:rFonts w:ascii="Times New Roman" w:hAnsi="Times New Roman" w:cs="Times New Roman"/>
+              </w:rPr>
+              <w:t>to make sure it was functional.</w:t>
+            </w:r>
+          </w:p>
+          <w:p>
+            <w:pPr>
+              <w:cnfStyle w:val="000000000000" w:firstRow="0" w:lastRow="0" w:firstColumn="0" w:lastColumn="0" w:oddVBand="0" w:evenVBand="0" w:oddHBand="0" w:evenHBand="0" w:firstRowFirstColumn="0" w:firstRowLastColumn="0" w:lastRowFirstColumn="0" w:lastRowLastColumn="0"/>
+              <w:rPr>
+                <w:rFonts w:ascii="Times New Roman" w:hAnsi="Times New Roman" w:cs="Times New Roman"/>
+              </w:rPr>
+            </w:pPr>
+          </w:p>
+        </w:tc>
+      </w:tr>
+      <w:tr>
+        <w:trPr>
+          <w:cnfStyle w:val="000000100000" w:firstRow="0" w:lastRow="0" w:firstColumn="0" w:lastColumn="0" w:oddVBand="0" w:evenVBand="0" w:oddHBand="1" w:evenHBand="0" w:firstRowFirstColumn="0" w:firstRowLastColumn="0" w:lastRowFirstColumn="0" w:lastRowLastColumn="0"/>
+        </w:trPr>
+        <w:tc>
+          <w:tcPr>
+            <w:cnfStyle w:val="001000000000" w:firstRow="0" w:lastRow="0" w:firstColumn="1" w:lastColumn="0" w:oddVBand="0" w:evenVBand="0" w:oddHBand="0" w:evenHBand="0" w:firstRowFirstColumn="0" w:firstRowLastColumn="0" w:lastRowFirstColumn="0" w:lastRowLastColumn="0"/>
+            <w:tcW w:w="3116" w:type="dxa"/>
+          </w:tcPr>
+          <w:p>
+            <w:pPr>
+              <w:rPr>
+                <w:rFonts w:ascii="Times New Roman" w:hAnsi="Times New Roman" w:cs="Times New Roman"/>
+                <w:b w:val="0"/>
+                <w:bCs w:val="0"/>
+              </w:rPr>
+            </w:pPr>
+            <w:r>
+              <w:rPr>
+                <w:rFonts w:ascii="Times New Roman" w:hAnsi="Times New Roman" w:cs="Times New Roman"/>
+                <w:b w:val="0"/>
+                <w:bCs w:val="0"/>
+              </w:rPr>
+              <w:lastRenderedPageBreak/>
+              <w:t>05/07/2026 – 2 Hrs</w:t>
+            </w:r>
+          </w:p>
+        </w:tc>
+        <w:tc>
+          <w:tcPr>
+            <w:tcW w:w="3117" w:type="dxa"/>
+          </w:tcPr>
+          <w:p>
+            <w:pPr>
+              <w:cnfStyle w:val="000000100000" w:firstRow="0" w:lastRow="0" w:firstColumn="0" w:lastColumn="0" w:oddVBand="0" w:evenVBand="0" w:oddHBand="1" w:evenHBand="0" w:firstRowFirstColumn="0" w:firstRowLastColumn="0" w:lastRowFirstColumn="0" w:lastRowLastColumn="0"/>
+              <w:rPr>
+                <w:rFonts w:ascii="Times New Roman" w:hAnsi="Times New Roman" w:cs="Times New Roman"/>
+              </w:rPr>
+            </w:pPr>
+            <w:r>
+              <w:rPr>
+                <w:rFonts w:ascii="Times New Roman" w:hAnsi="Times New Roman" w:cs="Times New Roman"/>
+              </w:rPr>
+              <w:t xml:space="preserve">Final Documentation, code verification, </w:t>
+            </w:r>
+            <w:r>
+              <w:rPr>
+                <w:rFonts w:ascii="Times New Roman" w:hAnsi="Times New Roman" w:cs="Times New Roman"/>
+              </w:rPr>
+              <w:t>and AI usage statement</w:t>
+            </w:r>
+          </w:p>
+        </w:tc>
+        <w:tc>
+          <w:tcPr>
+            <w:tcW w:w="3117" w:type="dxa"/>
+          </w:tcPr>
+          <w:p>
+            <w:pPr>
+              <w:cnfStyle w:val="000000100000" w:firstRow="0" w:lastRow="0" w:firstColumn="0" w:lastColumn="0" w:oddVBand="0" w:evenVBand="0" w:oddHBand="1" w:evenHBand="0" w:firstRowFirstColumn="0" w:firstRowLastColumn="0" w:lastRowFirstColumn="0" w:lastRowLastColumn="0"/>
+              <w:rPr>
+                <w:rFonts w:ascii="Times New Roman" w:hAnsi="Times New Roman" w:cs="Times New Roman"/>
+              </w:rPr>
+            </w:pPr>
+            <w:r>
+              <w:rPr>
+                <w:rFonts w:ascii="Times New Roman" w:hAnsi="Times New Roman" w:cs="Times New Roman"/>
+              </w:rPr>
+              <w:t>I was able to document how to use the code correctly and properly implement</w:t>
+            </w:r>
+            <w:r>
+              <w:rPr>
+                <w:rFonts w:ascii="Times New Roman" w:hAnsi="Times New Roman" w:cs="Times New Roman"/>
+              </w:rPr>
+              <w:t xml:space="preserve"> it on </w:t>
+            </w:r>
+            <w:proofErr w:type="spellStart"/>
+            <w:r>
+              <w:rPr>
+                <w:rFonts w:ascii="Times New Roman" w:hAnsi="Times New Roman" w:cs="Times New Roman"/>
+              </w:rPr>
+              <w:t xml:space="preserve">a </w:t>
+            </w:r>
+            <w:proofErr w:type="gramStart"/>
+            <w:r>
+              <w:rPr>
+                <w:rFonts w:ascii="Times New Roman" w:hAnsi="Times New Roman" w:cs="Times New Roman"/>
+              </w:rPr>
+              <w:t>users</w:t>
+            </w:r>
+            <w:proofErr w:type="spellEnd"/>
+            <w:proofErr w:type="gramEnd"/>
+            <w:r>
+              <w:rPr>
+                <w:rFonts w:ascii="Times New Roman" w:hAnsi="Times New Roman" w:cs="Times New Roman"/>
+              </w:rPr>
+              <w:t xml:space="preserve"> machine. </w:t>
+            </w:r>
+            <w:proofErr w:type="gramStart"/>
+            <w:r>
+              <w:rPr>
+                <w:rFonts w:ascii="Times New Roman" w:hAnsi="Times New Roman" w:cs="Times New Roman"/>
+              </w:rPr>
+              <w:t>Additionally</w:t>
+            </w:r>
+            <w:proofErr w:type="gramEnd"/>
+            <w:r>
+              <w:rPr>
+                <w:rFonts w:ascii="Times New Roman" w:hAnsi="Times New Roman" w:cs="Times New Roman"/>
+              </w:rPr>
+              <w:t xml:space="preserve"> I verified the code was in a working state and wrote the final AI usage statement </w:t>
+            </w:r>
+            <w:proofErr w:type="gramStart"/>
+            <w:r>
+              <w:rPr>
+                <w:rFonts w:ascii="Times New Roman" w:hAnsi="Times New Roman" w:cs="Times New Roman"/>
+              </w:rPr>
+              <w:t>of</w:t>
+            </w:r>
+            <w:proofErr w:type="gramEnd"/>
+            <w:r>
+              <w:rPr>
+                <w:rFonts w:ascii="Times New Roman" w:hAnsi="Times New Roman" w:cs="Times New Roman"/>
+              </w:rPr>
+              <w:t xml:space="preserve"> the semester.</w:t>
+            </w:r>
+          </w:p>
+          <w:p>
+            <w:pPr>
+              <w:cnfStyle w:val="000000100000" w:firstRow="0" w:lastRow="0" w:firstColumn="0" w:lastColumn="0" w:oddVBand="0" w:evenVBand="0" w:oddHBand="1" w:evenHBand="0" w:firstRowFirstColumn="0" w:firstRowLastColumn="0" w:lastRowFirstColumn="0" w:lastRowLastColumn="0"/>
+              <w:rPr>
+                <w:rFonts w:ascii="Times New Roman" w:hAnsi="Times New Roman" w:cs="Times New Roman"/>
+              </w:rPr>
+            </w:pPr>
           </w:p>
         </w:tc>
       </w:tr>
